--- a/Files/01 - Bereshis/06 - Toldos/5786/Toldos 5786.docx
+++ b/Files/01 - Bereshis/06 - Toldos/5786/Toldos 5786.docx
@@ -1284,7 +1284,7 @@
           <w:rFonts w:ascii="Times New Roman" w:hAnsi="Times New Roman" w:cs="Times New Roman" w:hint="cs"/>
           <w:rtl/>
         </w:rPr>
-        <w:t>קול</w:t>
+        <w:t xml:space="preserve">קול </w:t>
       </w:r>
       <w:r>
         <w:rPr>
@@ -1303,7 +1303,7 @@
         <w:rPr>
           <w:rFonts w:ascii="Times New Roman" w:hAnsi="Times New Roman" w:cs="Times New Roman"/>
         </w:rPr>
-        <w:t>. When the</w:t>
+        <w:t xml:space="preserve">. When the </w:t>
       </w:r>
       <w:r>
         <w:rPr>

--- a/Files/01 - Bereshis/06 - Toldos/5786/Toldos 5786.docx
+++ b/Files/01 - Bereshis/06 - Toldos/5786/Toldos 5786.docx
@@ -1142,7 +1142,7 @@
           <w:rFonts w:ascii="Times New Roman" w:hAnsi="Times New Roman" w:cs="Times New Roman"/>
           <w:rtl/>
         </w:rPr>
-        <w:t>"</w:t>
+        <w:t>״</w:t>
       </w:r>
       <w:r>
         <w:rPr>

--- a/Files/01 - Bereshis/06 - Toldos/5786/Toldos 5786.docx
+++ b/Files/01 - Bereshis/06 - Toldos/5786/Toldos 5786.docx
@@ -1135,14 +1135,14 @@
           <w:rFonts w:ascii="Times New Roman" w:hAnsi="Times New Roman" w:cs="Times New Roman" w:hint="cs"/>
           <w:rtl/>
         </w:rPr>
-        <w:t>הגר</w:t>
-      </w:r>
-      <w:r>
-        <w:rPr>
-          <w:rFonts w:ascii="Times New Roman" w:hAnsi="Times New Roman" w:cs="Times New Roman"/>
-          <w:rtl/>
-        </w:rPr>
-        <w:t>״</w:t>
+        <w:t>גר</w:t>
+      </w:r>
+      <w:r>
+        <w:rPr>
+          <w:rFonts w:ascii="Times New Roman" w:hAnsi="Times New Roman" w:cs="Times New Roman"/>
+          <w:rtl/>
+        </w:rPr>
+        <w:t>"</w:t>
       </w:r>
       <w:r>
         <w:rPr>
@@ -1284,7 +1284,7 @@
           <w:rFonts w:ascii="Times New Roman" w:hAnsi="Times New Roman" w:cs="Times New Roman" w:hint="cs"/>
           <w:rtl/>
         </w:rPr>
-        <w:t xml:space="preserve">קול </w:t>
+        <w:t>קול</w:t>
       </w:r>
       <w:r>
         <w:rPr>
@@ -1303,7 +1303,7 @@
         <w:rPr>
           <w:rFonts w:ascii="Times New Roman" w:hAnsi="Times New Roman" w:cs="Times New Roman"/>
         </w:rPr>
-        <w:t xml:space="preserve">. When the </w:t>
+        <w:t>. When the</w:t>
       </w:r>
       <w:r>
         <w:rPr>
@@ -2143,7 +2143,19 @@
         <w:rPr>
           <w:rFonts w:ascii="Times New Roman" w:hAnsi="Times New Roman" w:cs="Times New Roman"/>
         </w:rPr>
-        <w:t>We’ll get</w:t>
+        <w:t>We</w:t>
+      </w:r>
+      <w:r>
+        <w:rPr>
+          <w:rFonts w:ascii="Times New Roman" w:hAnsi="Times New Roman" w:cs="Times New Roman"/>
+        </w:rPr>
+        <w:t>’</w:t>
+      </w:r>
+      <w:r>
+        <w:rPr>
+          <w:rFonts w:ascii="Times New Roman" w:hAnsi="Times New Roman" w:cs="Times New Roman"/>
+        </w:rPr>
+        <w:t>ll get</w:t>
       </w:r>
       <w:r>
         <w:rPr>

--- a/Files/01 - Bereshis/06 - Toldos/5786/Toldos 5786.docx
+++ b/Files/01 - Bereshis/06 - Toldos/5786/Toldos 5786.docx
@@ -1142,7 +1142,7 @@
           <w:rFonts w:ascii="Times New Roman" w:hAnsi="Times New Roman" w:cs="Times New Roman"/>
           <w:rtl/>
         </w:rPr>
-        <w:t>"</w:t>
+        <w:t>״</w:t>
       </w:r>
       <w:r>
         <w:rPr>
@@ -1284,7 +1284,7 @@
           <w:rFonts w:ascii="Times New Roman" w:hAnsi="Times New Roman" w:cs="Times New Roman" w:hint="cs"/>
           <w:rtl/>
         </w:rPr>
-        <w:t>קול</w:t>
+        <w:t xml:space="preserve">קול </w:t>
       </w:r>
       <w:r>
         <w:rPr>
@@ -1303,7 +1303,7 @@
         <w:rPr>
           <w:rFonts w:ascii="Times New Roman" w:hAnsi="Times New Roman" w:cs="Times New Roman"/>
         </w:rPr>
-        <w:t>. When the</w:t>
+        <w:t xml:space="preserve">. When the </w:t>
       </w:r>
       <w:r>
         <w:rPr>
